--- a/pr-preview/pr-301/chapters/summary.docx
+++ b/pr-preview/pr-301/chapters/summary.docx
@@ -15,7 +15,7 @@
         <w:pStyle w:val="Date"/>
       </w:pPr>
       <w:r>
-        <w:t xml:space="preserve">Last modified: 2026-10-19 02:08:03 (PDT)</w:t>
+        <w:t xml:space="preserve">Last modified: 2026-10-19 02:23:56 (PDT)</w:t>
       </w:r>
     </w:p>
     <w:tbl>

--- a/pr-preview/pr-301/chapters/summary.docx
+++ b/pr-preview/pr-301/chapters/summary.docx
@@ -15,7 +15,7 @@
         <w:pStyle w:val="Date"/>
       </w:pPr>
       <w:r>
-        <w:t xml:space="preserve">Last modified: 2026-10-19 02:23:56 (PDT)</w:t>
+        <w:t xml:space="preserve">Last modified: 2026-10-19 10:28:40 (PDT)</w:t>
       </w:r>
     </w:p>
     <w:tbl>
@@ -1231,7 +1231,7 @@
       </w:r>
     </w:p>
     <w:bookmarkEnd w:id="49"/>
-    <w:bookmarkStart w:id="57" w:name="words"/>
+    <w:bookmarkStart w:id="58" w:name="words"/>
     <w:p>
       <w:pPr>
         <w:pStyle w:val="Heading2"/>
@@ -1351,6 +1351,26 @@
           <w:rPr>
             <w:rStyle w:val="Hyperlink"/>
           </w:rPr>
+          <w:t xml:space="preserve">Give a technical word one meaning</w:t>
+        </w:r>
+      </w:hyperlink>
+      <w:r>
+        <w:t xml:space="preserve">.</w:t>
+      </w:r>
+    </w:p>
+    <w:p>
+      <w:pPr>
+        <w:pStyle w:val="Compact"/>
+        <w:numPr>
+          <w:ilvl w:val="0"/>
+          <w:numId w:val="1004"/>
+        </w:numPr>
+      </w:pPr>
+      <w:hyperlink r:id="rId55">
+        <w:r>
+          <w:rPr>
+            <w:rStyle w:val="Hyperlink"/>
+          </w:rPr>
           <w:t xml:space="preserve">Minimize unnecessary jargon</w:t>
         </w:r>
       </w:hyperlink>
@@ -1366,7 +1386,7 @@
           <w:numId w:val="1004"/>
         </w:numPr>
       </w:pPr>
-      <w:hyperlink r:id="rId55">
+      <w:hyperlink r:id="rId56">
         <w:r>
           <w:rPr>
             <w:rStyle w:val="Hyperlink"/>
@@ -1392,7 +1412,7 @@
           <w:numId w:val="1004"/>
         </w:numPr>
       </w:pPr>
-      <w:hyperlink r:id="rId56">
+      <w:hyperlink r:id="rId57">
         <w:r>
           <w:rPr>
             <w:rStyle w:val="Hyperlink"/>
@@ -1404,8 +1424,8 @@
         <w:t xml:space="preserve">.</w:t>
       </w:r>
     </w:p>
-    <w:bookmarkEnd w:id="57"/>
-    <w:bookmarkStart w:id="72" w:name="writing-for-every-reader"/>
+    <w:bookmarkEnd w:id="58"/>
+    <w:bookmarkStart w:id="73" w:name="writing-for-every-reader"/>
     <w:p>
       <w:pPr>
         <w:pStyle w:val="Heading2"/>
@@ -1422,7 +1442,7 @@
           <w:numId w:val="1005"/>
         </w:numPr>
       </w:pPr>
-      <w:hyperlink r:id="rId58">
+      <w:hyperlink r:id="rId59">
         <w:r>
           <w:rPr>
             <w:rStyle w:val="Hyperlink"/>
@@ -1442,7 +1462,7 @@
           <w:numId w:val="1005"/>
         </w:numPr>
       </w:pPr>
-      <w:hyperlink r:id="rId59">
+      <w:hyperlink r:id="rId60">
         <w:r>
           <w:rPr>
             <w:rStyle w:val="Hyperlink"/>
@@ -1462,7 +1482,7 @@
           <w:numId w:val="1005"/>
         </w:numPr>
       </w:pPr>
-      <w:hyperlink r:id="rId60">
+      <w:hyperlink r:id="rId61">
         <w:r>
           <w:rPr>
             <w:rStyle w:val="Hyperlink"/>
@@ -1509,7 +1529,7 @@
           <w:numId w:val="1005"/>
         </w:numPr>
       </w:pPr>
-      <w:hyperlink r:id="rId61">
+      <w:hyperlink r:id="rId62">
         <w:r>
           <w:rPr>
             <w:rStyle w:val="Hyperlink"/>
@@ -1529,7 +1549,7 @@
           <w:numId w:val="1005"/>
         </w:numPr>
       </w:pPr>
-      <w:hyperlink r:id="rId62">
+      <w:hyperlink r:id="rId63">
         <w:r>
           <w:rPr>
             <w:rStyle w:val="Hyperlink"/>
@@ -1549,7 +1569,7 @@
       <w:r>
         <w:t xml:space="preserve"> </w:t>
       </w:r>
-      <w:hyperlink r:id="rId63">
+      <w:hyperlink r:id="rId64">
         <w:r>
           <w:rPr>
             <w:rStyle w:val="Hyperlink"/>
@@ -1569,7 +1589,7 @@
           <w:numId w:val="1005"/>
         </w:numPr>
       </w:pPr>
-      <w:hyperlink r:id="rId64">
+      <w:hyperlink r:id="rId65">
         <w:r>
           <w:rPr>
             <w:rStyle w:val="Hyperlink"/>
@@ -1589,7 +1609,7 @@
           <w:numId w:val="1005"/>
         </w:numPr>
       </w:pPr>
-      <w:hyperlink r:id="rId65">
+      <w:hyperlink r:id="rId66">
         <w:r>
           <w:rPr>
             <w:rStyle w:val="Hyperlink"/>
@@ -1609,7 +1629,7 @@
           <w:numId w:val="1005"/>
         </w:numPr>
       </w:pPr>
-      <w:hyperlink r:id="rId66">
+      <w:hyperlink r:id="rId67">
         <w:r>
           <w:rPr>
             <w:rStyle w:val="Hyperlink"/>
@@ -1629,7 +1649,7 @@
           <w:numId w:val="1005"/>
         </w:numPr>
       </w:pPr>
-      <w:hyperlink r:id="rId67">
+      <w:hyperlink r:id="rId68">
         <w:r>
           <w:rPr>
             <w:rStyle w:val="Hyperlink"/>
@@ -1649,7 +1669,7 @@
           <w:numId w:val="1005"/>
         </w:numPr>
       </w:pPr>
-      <w:hyperlink r:id="rId68">
+      <w:hyperlink r:id="rId69">
         <w:r>
           <w:rPr>
             <w:rStyle w:val="Hyperlink"/>
@@ -1669,7 +1689,7 @@
           <w:numId w:val="1005"/>
         </w:numPr>
       </w:pPr>
-      <w:hyperlink r:id="rId69">
+      <w:hyperlink r:id="rId70">
         <w:r>
           <w:rPr>
             <w:rStyle w:val="Hyperlink"/>
@@ -1689,7 +1709,7 @@
           <w:numId w:val="1005"/>
         </w:numPr>
       </w:pPr>
-      <w:hyperlink r:id="rId70">
+      <w:hyperlink r:id="rId71">
         <w:r>
           <w:rPr>
             <w:rStyle w:val="Hyperlink"/>
@@ -1709,7 +1729,7 @@
           <w:numId w:val="1005"/>
         </w:numPr>
       </w:pPr>
-      <w:hyperlink r:id="rId71">
+      <w:hyperlink r:id="rId72">
         <w:r>
           <w:rPr>
             <w:rStyle w:val="Hyperlink"/>
@@ -1721,8 +1741,8 @@
         <w:t xml:space="preserve">.</w:t>
       </w:r>
     </w:p>
-    <w:bookmarkEnd w:id="72"/>
-    <w:bookmarkStart w:id="84" w:name="sentences"/>
+    <w:bookmarkEnd w:id="73"/>
+    <w:bookmarkStart w:id="85" w:name="sentences"/>
     <w:p>
       <w:pPr>
         <w:pStyle w:val="Heading2"/>
@@ -1739,7 +1759,7 @@
           <w:numId w:val="1006"/>
         </w:numPr>
       </w:pPr>
-      <w:hyperlink r:id="rId73">
+      <w:hyperlink r:id="rId74">
         <w:r>
           <w:rPr>
             <w:rStyle w:val="Hyperlink"/>
@@ -1783,7 +1803,7 @@
           <w:numId w:val="1006"/>
         </w:numPr>
       </w:pPr>
-      <w:hyperlink r:id="rId74">
+      <w:hyperlink r:id="rId75">
         <w:r>
           <w:rPr>
             <w:rStyle w:val="Hyperlink"/>
@@ -1851,7 +1871,7 @@
           <w:numId w:val="1006"/>
         </w:numPr>
       </w:pPr>
-      <w:hyperlink r:id="rId75">
+      <w:hyperlink r:id="rId76">
         <w:r>
           <w:rPr>
             <w:rStyle w:val="Hyperlink"/>
@@ -1919,7 +1939,7 @@
           <w:numId w:val="1006"/>
         </w:numPr>
       </w:pPr>
-      <w:hyperlink r:id="rId76">
+      <w:hyperlink r:id="rId77">
         <w:r>
           <w:rPr>
             <w:rStyle w:val="Hyperlink"/>
@@ -1939,7 +1959,7 @@
           <w:numId w:val="1006"/>
         </w:numPr>
       </w:pPr>
-      <w:hyperlink r:id="rId77">
+      <w:hyperlink r:id="rId78">
         <w:r>
           <w:rPr>
             <w:rStyle w:val="Hyperlink"/>
@@ -1959,7 +1979,7 @@
           <w:numId w:val="1006"/>
         </w:numPr>
       </w:pPr>
-      <w:hyperlink r:id="rId78">
+      <w:hyperlink r:id="rId79">
         <w:r>
           <w:rPr>
             <w:rStyle w:val="Hyperlink"/>
@@ -1979,7 +1999,7 @@
           <w:numId w:val="1006"/>
         </w:numPr>
       </w:pPr>
-      <w:hyperlink r:id="rId79">
+      <w:hyperlink r:id="rId80">
         <w:r>
           <w:rPr>
             <w:rStyle w:val="Hyperlink"/>
@@ -2005,7 +2025,7 @@
           <w:numId w:val="1006"/>
         </w:numPr>
       </w:pPr>
-      <w:hyperlink r:id="rId80">
+      <w:hyperlink r:id="rId81">
         <w:r>
           <w:rPr>
             <w:rStyle w:val="Hyperlink"/>
@@ -2025,7 +2045,7 @@
           <w:numId w:val="1006"/>
         </w:numPr>
       </w:pPr>
-      <w:hyperlink r:id="rId81">
+      <w:hyperlink r:id="rId82">
         <w:r>
           <w:rPr>
             <w:rStyle w:val="Hyperlink"/>
@@ -2045,7 +2065,7 @@
           <w:numId w:val="1006"/>
         </w:numPr>
       </w:pPr>
-      <w:hyperlink r:id="rId82">
+      <w:hyperlink r:id="rId83">
         <w:r>
           <w:rPr>
             <w:rStyle w:val="Hyperlink"/>
@@ -2065,7 +2085,7 @@
           <w:numId w:val="1006"/>
         </w:numPr>
       </w:pPr>
-      <w:hyperlink r:id="rId83">
+      <w:hyperlink r:id="rId84">
         <w:r>
           <w:rPr>
             <w:rStyle w:val="Hyperlink"/>
@@ -2077,8 +2097,8 @@
         <w:t xml:space="preserve">.</w:t>
       </w:r>
     </w:p>
-    <w:bookmarkEnd w:id="84"/>
-    <w:bookmarkStart w:id="99" w:name="teaching-materials"/>
+    <w:bookmarkEnd w:id="85"/>
+    <w:bookmarkStart w:id="100" w:name="teaching-materials"/>
     <w:p>
       <w:pPr>
         <w:pStyle w:val="Heading2"/>
@@ -2095,7 +2115,7 @@
           <w:numId w:val="1007"/>
         </w:numPr>
       </w:pPr>
-      <w:hyperlink r:id="rId85">
+      <w:hyperlink r:id="rId86">
         <w:r>
           <w:rPr>
             <w:rStyle w:val="Hyperlink"/>
@@ -2115,7 +2135,7 @@
           <w:numId w:val="1007"/>
         </w:numPr>
       </w:pPr>
-      <w:hyperlink r:id="rId86">
+      <w:hyperlink r:id="rId87">
         <w:r>
           <w:rPr>
             <w:rStyle w:val="Hyperlink"/>
@@ -2135,7 +2155,7 @@
           <w:numId w:val="1007"/>
         </w:numPr>
       </w:pPr>
-      <w:hyperlink r:id="rId87">
+      <w:hyperlink r:id="rId88">
         <w:r>
           <w:rPr>
             <w:rStyle w:val="Hyperlink"/>
@@ -2158,7 +2178,7 @@
           <w:numId w:val="1007"/>
         </w:numPr>
       </w:pPr>
-      <w:hyperlink r:id="rId88">
+      <w:hyperlink r:id="rId89">
         <w:r>
           <w:rPr>
             <w:rStyle w:val="Hyperlink"/>
@@ -2178,7 +2198,7 @@
           <w:numId w:val="1007"/>
         </w:numPr>
       </w:pPr>
-      <w:hyperlink r:id="rId89">
+      <w:hyperlink r:id="rId90">
         <w:r>
           <w:rPr>
             <w:rStyle w:val="Hyperlink"/>
@@ -2198,7 +2218,7 @@
           <w:numId w:val="1007"/>
         </w:numPr>
       </w:pPr>
-      <w:hyperlink r:id="rId90">
+      <w:hyperlink r:id="rId91">
         <w:r>
           <w:rPr>
             <w:rStyle w:val="Hyperlink"/>
@@ -2218,7 +2238,7 @@
           <w:numId w:val="1007"/>
         </w:numPr>
       </w:pPr>
-      <w:hyperlink r:id="rId91">
+      <w:hyperlink r:id="rId92">
         <w:r>
           <w:rPr>
             <w:rStyle w:val="Hyperlink"/>
@@ -2238,7 +2258,7 @@
           <w:numId w:val="1007"/>
         </w:numPr>
       </w:pPr>
-      <w:hyperlink r:id="rId92">
+      <w:hyperlink r:id="rId93">
         <w:r>
           <w:rPr>
             <w:rStyle w:val="Hyperlink"/>
@@ -2258,7 +2278,7 @@
           <w:numId w:val="1007"/>
         </w:numPr>
       </w:pPr>
-      <w:hyperlink r:id="rId93">
+      <w:hyperlink r:id="rId94">
         <w:r>
           <w:rPr>
             <w:rStyle w:val="Hyperlink"/>
@@ -2278,7 +2298,7 @@
           <w:numId w:val="1007"/>
         </w:numPr>
       </w:pPr>
-      <w:hyperlink r:id="rId94">
+      <w:hyperlink r:id="rId95">
         <w:r>
           <w:rPr>
             <w:rStyle w:val="Hyperlink"/>
@@ -2301,7 +2321,7 @@
           <w:numId w:val="1007"/>
         </w:numPr>
       </w:pPr>
-      <w:hyperlink r:id="rId95">
+      <w:hyperlink r:id="rId96">
         <w:r>
           <w:rPr>
             <w:rStyle w:val="Hyperlink"/>
@@ -2321,7 +2341,7 @@
           <w:numId w:val="1007"/>
         </w:numPr>
       </w:pPr>
-      <w:hyperlink r:id="rId96">
+      <w:hyperlink r:id="rId97">
         <w:r>
           <w:rPr>
             <w:rStyle w:val="Hyperlink"/>
@@ -2341,7 +2361,7 @@
           <w:numId w:val="1007"/>
         </w:numPr>
       </w:pPr>
-      <w:hyperlink r:id="rId97">
+      <w:hyperlink r:id="rId98">
         <w:r>
           <w:rPr>
             <w:rStyle w:val="Hyperlink"/>
@@ -2376,7 +2396,7 @@
           <w:numId w:val="1007"/>
         </w:numPr>
       </w:pPr>
-      <w:hyperlink r:id="rId98">
+      <w:hyperlink r:id="rId99">
         <w:r>
           <w:rPr>
             <w:rStyle w:val="Hyperlink"/>
@@ -2394,8 +2414,8 @@
         <w:t xml:space="preserve">and remove any existing credit to your own work, but keep what that work itself credits.</w:t>
       </w:r>
     </w:p>
-    <w:bookmarkEnd w:id="99"/>
-    <w:bookmarkStart w:id="103" w:name="software-text"/>
+    <w:bookmarkEnd w:id="100"/>
+    <w:bookmarkStart w:id="104" w:name="software-text"/>
     <w:p>
       <w:pPr>
         <w:pStyle w:val="Heading2"/>
@@ -2412,7 +2432,7 @@
           <w:numId w:val="1008"/>
         </w:numPr>
       </w:pPr>
-      <w:hyperlink r:id="rId100">
+      <w:hyperlink r:id="rId101">
         <w:r>
           <w:rPr>
             <w:rStyle w:val="Hyperlink"/>
@@ -2435,7 +2455,7 @@
           <w:numId w:val="1008"/>
         </w:numPr>
       </w:pPr>
-      <w:hyperlink r:id="rId101">
+      <w:hyperlink r:id="rId102">
         <w:r>
           <w:rPr>
             <w:rStyle w:val="Hyperlink"/>
@@ -2455,7 +2475,7 @@
           <w:numId w:val="1008"/>
         </w:numPr>
       </w:pPr>
-      <w:hyperlink r:id="rId102">
+      <w:hyperlink r:id="rId103">
         <w:r>
           <w:rPr>
             <w:rStyle w:val="Hyperlink"/>
@@ -2467,8 +2487,8 @@
         <w:t xml:space="preserve">.</w:t>
       </w:r>
     </w:p>
-    <w:bookmarkEnd w:id="103"/>
-    <w:bookmarkStart w:id="107" w:name="thinking"/>
+    <w:bookmarkEnd w:id="104"/>
+    <w:bookmarkStart w:id="108" w:name="thinking"/>
     <w:p>
       <w:pPr>
         <w:pStyle w:val="Heading2"/>
@@ -2485,7 +2505,7 @@
           <w:numId w:val="1009"/>
         </w:numPr>
       </w:pPr>
-      <w:hyperlink r:id="rId104">
+      <w:hyperlink r:id="rId105">
         <w:r>
           <w:rPr>
             <w:rStyle w:val="Hyperlink"/>
@@ -2505,7 +2525,7 @@
           <w:numId w:val="1009"/>
         </w:numPr>
       </w:pPr>
-      <w:hyperlink r:id="rId105">
+      <w:hyperlink r:id="rId106">
         <w:r>
           <w:rPr>
             <w:rStyle w:val="Hyperlink"/>
@@ -2525,7 +2545,7 @@
           <w:numId w:val="1009"/>
         </w:numPr>
       </w:pPr>
-      <w:hyperlink r:id="rId106">
+      <w:hyperlink r:id="rId107">
         <w:r>
           <w:rPr>
             <w:rStyle w:val="Hyperlink"/>
@@ -2537,7 +2557,7 @@
         <w:t xml:space="preserve">.</w:t>
       </w:r>
     </w:p>
-    <w:bookmarkEnd w:id="107"/>
+    <w:bookmarkEnd w:id="108"/>
     <w:sectPr>
       <w:footnotePr>
         <w:numRestart w:val="eachSect"/>
